--- a/por/docx/005.content.docx
+++ b/por/docx/005.content.docx
@@ -1592,9 +1592,92 @@
     </w:p>
     <w:p>
       <w:r>
+        <w:t>&lt;image: None&gt;</w:t>
+      </w:r>
+    </w:p>
+    <w:p>
+      <w:pPr/>
+      <w:r>
+        <w:rPr>
+          <w:lang w:val="pt_PT" w:bidi="pt_PT"/>
+        </w:rPr>
+      </w:r>
+      <w:hyperlink r:id="rId37">
+        <w:r>
+          <w:rPr>
+            <w:lang w:val="pt_PT" w:bidi="pt_PT"/>
+          </w:rPr>
+          <w:rPr>
+            <w:color w:val="0000EE"/>
+            <w:u w:val="single"/>
+          </w:rPr>
+          <w:t>link</w:t>
+        </w:r>
+      </w:hyperlink>
+      <w:r>
+        <w:rPr>
+          <w:lang w:val="pt_PT" w:bidi="pt_PT"/>
+        </w:rPr>
+      </w:r>
+      <w:r>
+        <w:rPr>
+          <w:lang w:val="pt_PT" w:bidi="pt_PT"/>
+        </w:rPr>
+      </w:r>
+    </w:p>
+    <w:p>
+      <w:pPr/>
+      <w:r>
+        <w:rPr>
+          <w:lang w:val="pt_PT" w:bidi="pt_PT"/>
+        </w:rPr>
+      </w:r>
+    </w:p>
+    <w:p>
+      <w:pPr>
+        <w:pStyle w:val="Heading2"/>
+      </w:pPr>
+      <w:r>
+        <w:rPr>
+          <w:lang w:val="pt_PT" w:bidi="pt_PT"/>
+        </w:rPr>
+        <w:t>Escorpião</w:t>
+      </w:r>
+      <w:r>
+        <w:rPr>
+          <w:lang w:val="pt_PT" w:bidi="pt_PT"/>
+        </w:rPr>
+      </w:r>
+    </w:p>
+    <w:p>
+      <w:pPr>
+        <w:pStyle w:val="Heading4"/>
+      </w:pPr>
+      <w:r>
+        <w:rPr>
+          <w:lang w:val="pt_PT" w:bidi="pt_PT"/>
+        </w:rPr>
+        <w:t>Image Content</w:t>
+      </w:r>
+      <w:r>
+        <w:rPr>
+          <w:lang w:val="pt_PT" w:bidi="pt_PT"/>
+        </w:rPr>
+      </w:r>
+    </w:p>
+    <w:p>
+      <w:pPr/>
+      <w:r>
+        <w:rPr>
+          <w:lang w:val="pt_PT" w:bidi="pt_PT"/>
+        </w:rPr>
+      </w:r>
+    </w:p>
+    <w:p>
+      <w:r>
         <w:drawing>
           <wp:inline xmlns:a="http://schemas.openxmlformats.org/drawingml/2006/main" xmlns:pic="http://schemas.openxmlformats.org/drawingml/2006/picture">
-            <wp:extent cx="6096000" cy="4858512"/>
+            <wp:extent cx="6096000" cy="4090416"/>
             <wp:docPr id="13" name="Picture 13"/>
             <wp:cNvGraphicFramePr>
               <a:graphicFrameLocks noChangeAspect="1"/>
@@ -1607,121 +1690,7 @@
                     <pic:cNvPicPr/>
                   </pic:nvPicPr>
                   <pic:blipFill>
-                    <a:blip r:embed="rId37"/>
-                    <a:stretch>
-                      <a:fillRect/>
-                    </a:stretch>
-                  </pic:blipFill>
-                  <pic:spPr>
-                    <a:xfrm>
-                      <a:off x="0" y="0"/>
-                      <a:ext cx="6096000" cy="4858512"/>
-                    </a:xfrm>
-                    <a:prstGeom prst="rect"/>
-                  </pic:spPr>
-                </pic:pic>
-              </a:graphicData>
-            </a:graphic>
-          </wp:inline>
-        </w:drawing>
-      </w:r>
-    </w:p>
-    <w:p>
-      <w:pPr/>
-      <w:r>
-        <w:rPr>
-          <w:lang w:val="pt_PT" w:bidi="pt_PT"/>
-        </w:rPr>
-      </w:r>
-      <w:hyperlink r:id="rId38">
-        <w:r>
-          <w:rPr>
-            <w:lang w:val="pt_PT" w:bidi="pt_PT"/>
-          </w:rPr>
-          <w:rPr>
-            <w:color w:val="0000EE"/>
-            <w:u w:val="single"/>
-          </w:rPr>
-          <w:t>link</w:t>
-        </w:r>
-      </w:hyperlink>
-      <w:r>
-        <w:rPr>
-          <w:lang w:val="pt_PT" w:bidi="pt_PT"/>
-        </w:rPr>
-      </w:r>
-      <w:r>
-        <w:rPr>
-          <w:lang w:val="pt_PT" w:bidi="pt_PT"/>
-        </w:rPr>
-      </w:r>
-    </w:p>
-    <w:p>
-      <w:pPr/>
-      <w:r>
-        <w:rPr>
-          <w:lang w:val="pt_PT" w:bidi="pt_PT"/>
-        </w:rPr>
-      </w:r>
-    </w:p>
-    <w:p>
-      <w:pPr>
-        <w:pStyle w:val="Heading2"/>
-      </w:pPr>
-      <w:r>
-        <w:rPr>
-          <w:lang w:val="pt_PT" w:bidi="pt_PT"/>
-        </w:rPr>
-        <w:t>Escorpião</w:t>
-      </w:r>
-      <w:r>
-        <w:rPr>
-          <w:lang w:val="pt_PT" w:bidi="pt_PT"/>
-        </w:rPr>
-      </w:r>
-    </w:p>
-    <w:p>
-      <w:pPr>
-        <w:pStyle w:val="Heading4"/>
-      </w:pPr>
-      <w:r>
-        <w:rPr>
-          <w:lang w:val="pt_PT" w:bidi="pt_PT"/>
-        </w:rPr>
-        <w:t>Image Content</w:t>
-      </w:r>
-      <w:r>
-        <w:rPr>
-          <w:lang w:val="pt_PT" w:bidi="pt_PT"/>
-        </w:rPr>
-      </w:r>
-    </w:p>
-    <w:p>
-      <w:pPr/>
-      <w:r>
-        <w:rPr>
-          <w:lang w:val="pt_PT" w:bidi="pt_PT"/>
-        </w:rPr>
-      </w:r>
-    </w:p>
-    <w:p>
-      <w:r>
-        <w:drawing>
-          <wp:inline xmlns:a="http://schemas.openxmlformats.org/drawingml/2006/main" xmlns:pic="http://schemas.openxmlformats.org/drawingml/2006/picture">
-            <wp:extent cx="6096000" cy="4090416"/>
-            <wp:docPr id="14" name="Picture 14"/>
-            <wp:cNvGraphicFramePr>
-              <a:graphicFrameLocks noChangeAspect="1"/>
-            </wp:cNvGraphicFramePr>
-            <a:graphic>
-              <a:graphicData uri="http://schemas.openxmlformats.org/drawingml/2006/picture">
-                <pic:pic>
-                  <pic:nvPicPr>
-                    <pic:cNvPr id="0" name="image.jpg"/>
-                    <pic:cNvPicPr/>
-                  </pic:nvPicPr>
-                  <pic:blipFill>
-                    <a:blip r:embed="rId39"/>
+                    <a:blip r:embed="rId38"/>
                     <a:stretch>
                       <a:fillRect/>
                     </a:stretch>
@@ -1747,7 +1716,7 @@
           <w:lang w:val="pt_PT" w:bidi="pt_PT"/>
         </w:rPr>
       </w:r>
-      <w:hyperlink r:id="rId40">
+      <w:hyperlink r:id="rId39">
         <w:r>
           <w:rPr>
             <w:lang w:val="pt_PT" w:bidi="pt_PT"/>
@@ -1823,7 +1792,7 @@
         <w:drawing>
           <wp:inline xmlns:a="http://schemas.openxmlformats.org/drawingml/2006/main" xmlns:pic="http://schemas.openxmlformats.org/drawingml/2006/picture">
             <wp:extent cx="6096000" cy="4090416"/>
-            <wp:docPr id="15" name="Picture 15"/>
+            <wp:docPr id="14" name="Picture 14"/>
             <wp:cNvGraphicFramePr>
               <a:graphicFrameLocks noChangeAspect="1"/>
             </wp:cNvGraphicFramePr>
@@ -1835,7 +1804,7 @@
                     <pic:cNvPicPr/>
                   </pic:nvPicPr>
                   <pic:blipFill>
-                    <a:blip r:embed="rId41"/>
+                    <a:blip r:embed="rId40"/>
                     <a:stretch>
                       <a:fillRect/>
                     </a:stretch>
@@ -1861,7 +1830,7 @@
           <w:lang w:val="pt_PT" w:bidi="pt_PT"/>
         </w:rPr>
       </w:r>
-      <w:hyperlink r:id="rId42">
+      <w:hyperlink r:id="rId41">
         <w:r>
           <w:rPr>
             <w:lang w:val="pt_PT" w:bidi="pt_PT"/>
@@ -1937,7 +1906,7 @@
         <w:drawing>
           <wp:inline xmlns:a="http://schemas.openxmlformats.org/drawingml/2006/main" xmlns:pic="http://schemas.openxmlformats.org/drawingml/2006/picture">
             <wp:extent cx="6096000" cy="4090416"/>
-            <wp:docPr id="16" name="Picture 16"/>
+            <wp:docPr id="15" name="Picture 15"/>
             <wp:cNvGraphicFramePr>
               <a:graphicFrameLocks noChangeAspect="1"/>
             </wp:cNvGraphicFramePr>
@@ -1949,7 +1918,7 @@
                     <pic:cNvPicPr/>
                   </pic:nvPicPr>
                   <pic:blipFill>
-                    <a:blip r:embed="rId43"/>
+                    <a:blip r:embed="rId42"/>
                     <a:stretch>
                       <a:fillRect/>
                     </a:stretch>
@@ -1975,7 +1944,7 @@
           <w:lang w:val="pt_PT" w:bidi="pt_PT"/>
         </w:rPr>
       </w:r>
-      <w:hyperlink r:id="rId44">
+      <w:hyperlink r:id="rId43">
         <w:r>
           <w:rPr>
             <w:lang w:val="pt_PT" w:bidi="pt_PT"/>
@@ -2051,7 +2020,7 @@
         <w:drawing>
           <wp:inline xmlns:a="http://schemas.openxmlformats.org/drawingml/2006/main" xmlns:pic="http://schemas.openxmlformats.org/drawingml/2006/picture">
             <wp:extent cx="6096000" cy="9554859"/>
-            <wp:docPr id="17" name="Picture 17"/>
+            <wp:docPr id="16" name="Picture 16"/>
             <wp:cNvGraphicFramePr>
               <a:graphicFrameLocks noChangeAspect="1"/>
             </wp:cNvGraphicFramePr>
@@ -2063,7 +2032,7 @@
                     <pic:cNvPicPr/>
                   </pic:nvPicPr>
                   <pic:blipFill>
-                    <a:blip r:embed="rId45"/>
+                    <a:blip r:embed="rId44"/>
                     <a:stretch>
                       <a:fillRect/>
                     </a:stretch>
@@ -2089,6 +2058,89 @@
           <w:lang w:val="pt_PT" w:bidi="pt_PT"/>
         </w:rPr>
       </w:r>
+      <w:hyperlink r:id="rId45">
+        <w:r>
+          <w:rPr>
+            <w:lang w:val="pt_PT" w:bidi="pt_PT"/>
+          </w:rPr>
+          <w:rPr>
+            <w:color w:val="0000EE"/>
+            <w:u w:val="single"/>
+          </w:rPr>
+          <w:t>link</w:t>
+        </w:r>
+      </w:hyperlink>
+      <w:r>
+        <w:rPr>
+          <w:lang w:val="pt_PT" w:bidi="pt_PT"/>
+        </w:rPr>
+      </w:r>
+      <w:r>
+        <w:rPr>
+          <w:lang w:val="pt_PT" w:bidi="pt_PT"/>
+        </w:rPr>
+      </w:r>
+    </w:p>
+    <w:p>
+      <w:pPr/>
+      <w:r>
+        <w:rPr>
+          <w:lang w:val="pt_PT" w:bidi="pt_PT"/>
+        </w:rPr>
+      </w:r>
+    </w:p>
+    <w:p>
+      <w:pPr>
+        <w:pStyle w:val="Heading2"/>
+      </w:pPr>
+      <w:r>
+        <w:rPr>
+          <w:lang w:val="pt_PT" w:bidi="pt_PT"/>
+        </w:rPr>
+        <w:t>Espada</w:t>
+      </w:r>
+      <w:r>
+        <w:rPr>
+          <w:lang w:val="pt_PT" w:bidi="pt_PT"/>
+        </w:rPr>
+      </w:r>
+    </w:p>
+    <w:p>
+      <w:pPr>
+        <w:pStyle w:val="Heading4"/>
+      </w:pPr>
+      <w:r>
+        <w:rPr>
+          <w:lang w:val="pt_PT" w:bidi="pt_PT"/>
+        </w:rPr>
+        <w:t>Image Content</w:t>
+      </w:r>
+      <w:r>
+        <w:rPr>
+          <w:lang w:val="pt_PT" w:bidi="pt_PT"/>
+        </w:rPr>
+      </w:r>
+    </w:p>
+    <w:p>
+      <w:pPr/>
+      <w:r>
+        <w:rPr>
+          <w:lang w:val="pt_PT" w:bidi="pt_PT"/>
+        </w:rPr>
+      </w:r>
+    </w:p>
+    <w:p>
+      <w:r>
+        <w:t>&lt;image: None&gt;</w:t>
+      </w:r>
+    </w:p>
+    <w:p>
+      <w:pPr/>
+      <w:r>
+        <w:rPr>
+          <w:lang w:val="pt_PT" w:bidi="pt_PT"/>
+        </w:rPr>
+      </w:r>
       <w:hyperlink r:id="rId46">
         <w:r>
           <w:rPr>
@@ -2128,7 +2180,7 @@
         <w:rPr>
           <w:lang w:val="pt_PT" w:bidi="pt_PT"/>
         </w:rPr>
-        <w:t>Espada</w:t>
+        <w:t>Especiarias</w:t>
       </w:r>
       <w:r>
         <w:rPr>
@@ -2162,38 +2214,90 @@
     </w:p>
     <w:p>
       <w:r>
-        <w:drawing>
-          <wp:inline xmlns:a="http://schemas.openxmlformats.org/drawingml/2006/main" xmlns:pic="http://schemas.openxmlformats.org/drawingml/2006/picture">
-            <wp:extent cx="6096000" cy="13109677"/>
-            <wp:docPr id="18" name="Picture 18"/>
-            <wp:cNvGraphicFramePr>
-              <a:graphicFrameLocks noChangeAspect="1"/>
-            </wp:cNvGraphicFramePr>
-            <a:graphic>
-              <a:graphicData uri="http://schemas.openxmlformats.org/drawingml/2006/picture">
-                <pic:pic>
-                  <pic:nvPicPr>
-                    <pic:cNvPr id="0" name="image.jpg"/>
-                    <pic:cNvPicPr/>
-                  </pic:nvPicPr>
-                  <pic:blipFill>
-                    <a:blip r:embed="rId47"/>
-                    <a:stretch>
-                      <a:fillRect/>
-                    </a:stretch>
-                  </pic:blipFill>
-                  <pic:spPr>
-                    <a:xfrm>
-                      <a:off x="0" y="0"/>
-                      <a:ext cx="6096000" cy="13109677"/>
-                    </a:xfrm>
-                    <a:prstGeom prst="rect"/>
-                  </pic:spPr>
-                </pic:pic>
-              </a:graphicData>
-            </a:graphic>
-          </wp:inline>
-        </w:drawing>
+        <w:t>&lt;image: None&gt;</w:t>
+      </w:r>
+    </w:p>
+    <w:p>
+      <w:pPr/>
+      <w:r>
+        <w:rPr>
+          <w:lang w:val="pt_PT" w:bidi="pt_PT"/>
+        </w:rPr>
+      </w:r>
+      <w:hyperlink r:id="rId47">
+        <w:r>
+          <w:rPr>
+            <w:lang w:val="pt_PT" w:bidi="pt_PT"/>
+          </w:rPr>
+          <w:rPr>
+            <w:color w:val="0000EE"/>
+            <w:u w:val="single"/>
+          </w:rPr>
+          <w:t>link</w:t>
+        </w:r>
+      </w:hyperlink>
+      <w:r>
+        <w:rPr>
+          <w:lang w:val="pt_PT" w:bidi="pt_PT"/>
+        </w:rPr>
+      </w:r>
+      <w:r>
+        <w:rPr>
+          <w:lang w:val="pt_PT" w:bidi="pt_PT"/>
+        </w:rPr>
+      </w:r>
+    </w:p>
+    <w:p>
+      <w:pPr/>
+      <w:r>
+        <w:rPr>
+          <w:lang w:val="pt_PT" w:bidi="pt_PT"/>
+        </w:rPr>
+      </w:r>
+    </w:p>
+    <w:p>
+      <w:pPr>
+        <w:pStyle w:val="Heading2"/>
+      </w:pPr>
+      <w:r>
+        <w:rPr>
+          <w:lang w:val="pt_PT" w:bidi="pt_PT"/>
+        </w:rPr>
+        <w:t>Especiarias</w:t>
+      </w:r>
+      <w:r>
+        <w:rPr>
+          <w:lang w:val="pt_PT" w:bidi="pt_PT"/>
+        </w:rPr>
+      </w:r>
+    </w:p>
+    <w:p>
+      <w:pPr>
+        <w:pStyle w:val="Heading4"/>
+      </w:pPr>
+      <w:r>
+        <w:rPr>
+          <w:lang w:val="pt_PT" w:bidi="pt_PT"/>
+        </w:rPr>
+        <w:t>Image Content</w:t>
+      </w:r>
+      <w:r>
+        <w:rPr>
+          <w:lang w:val="pt_PT" w:bidi="pt_PT"/>
+        </w:rPr>
+      </w:r>
+    </w:p>
+    <w:p>
+      <w:pPr/>
+      <w:r>
+        <w:rPr>
+          <w:lang w:val="pt_PT" w:bidi="pt_PT"/>
+        </w:rPr>
+      </w:r>
+    </w:p>
+    <w:p>
+      <w:r>
+        <w:t>&lt;image: None&gt;</w:t>
       </w:r>
     </w:p>
     <w:p>
@@ -2278,8 +2382,8 @@
       <w:r>
         <w:drawing>
           <wp:inline xmlns:a="http://schemas.openxmlformats.org/drawingml/2006/main" xmlns:pic="http://schemas.openxmlformats.org/drawingml/2006/picture">
-            <wp:extent cx="6096000" cy="4572000"/>
-            <wp:docPr id="19" name="Picture 19"/>
+            <wp:extent cx="6096000" cy="4090416"/>
+            <wp:docPr id="17" name="Picture 17"/>
             <wp:cNvGraphicFramePr>
               <a:graphicFrameLocks noChangeAspect="1"/>
             </wp:cNvGraphicFramePr>
@@ -2299,7 +2403,7 @@
                   <pic:spPr>
                     <a:xfrm>
                       <a:off x="0" y="0"/>
-                      <a:ext cx="6096000" cy="4572000"/>
+                      <a:ext cx="6096000" cy="4090416"/>
                     </a:xfrm>
                     <a:prstGeom prst="rect"/>
                   </pic:spPr>
@@ -2392,8 +2496,8 @@
       <w:r>
         <w:drawing>
           <wp:inline xmlns:a="http://schemas.openxmlformats.org/drawingml/2006/main" xmlns:pic="http://schemas.openxmlformats.org/drawingml/2006/picture">
-            <wp:extent cx="6096000" cy="4572000"/>
-            <wp:docPr id="20" name="Picture 20"/>
+            <wp:extent cx="6096000" cy="4090416"/>
+            <wp:docPr id="18" name="Picture 18"/>
             <wp:cNvGraphicFramePr>
               <a:graphicFrameLocks noChangeAspect="1"/>
             </wp:cNvGraphicFramePr>
@@ -2413,7 +2517,7 @@
                   <pic:spPr>
                     <a:xfrm>
                       <a:off x="0" y="0"/>
-                      <a:ext cx="6096000" cy="4572000"/>
+                      <a:ext cx="6096000" cy="4090416"/>
                     </a:xfrm>
                     <a:prstGeom prst="rect"/>
                   </pic:spPr>
@@ -2507,7 +2611,7 @@
         <w:drawing>
           <wp:inline xmlns:a="http://schemas.openxmlformats.org/drawingml/2006/main" xmlns:pic="http://schemas.openxmlformats.org/drawingml/2006/picture">
             <wp:extent cx="6096000" cy="4090416"/>
-            <wp:docPr id="21" name="Picture 21"/>
+            <wp:docPr id="19" name="Picture 19"/>
             <wp:cNvGraphicFramePr>
               <a:graphicFrameLocks noChangeAspect="1"/>
             </wp:cNvGraphicFramePr>
@@ -2584,7 +2688,7 @@
         <w:rPr>
           <w:lang w:val="pt_PT" w:bidi="pt_PT"/>
         </w:rPr>
-        <w:t>Especiarias</w:t>
+        <w:t>Esponja com vinho em uma vara</w:t>
       </w:r>
       <w:r>
         <w:rPr>
@@ -2620,8 +2724,8 @@
       <w:r>
         <w:drawing>
           <wp:inline xmlns:a="http://schemas.openxmlformats.org/drawingml/2006/main" xmlns:pic="http://schemas.openxmlformats.org/drawingml/2006/picture">
-            <wp:extent cx="6096000" cy="4090416"/>
-            <wp:docPr id="22" name="Picture 22"/>
+            <wp:extent cx="6096000" cy="3432048"/>
+            <wp:docPr id="20" name="Picture 20"/>
             <wp:cNvGraphicFramePr>
               <a:graphicFrameLocks noChangeAspect="1"/>
             </wp:cNvGraphicFramePr>
@@ -2641,7 +2745,7 @@
                   <pic:spPr>
                     <a:xfrm>
                       <a:off x="0" y="0"/>
-                      <a:ext cx="6096000" cy="4090416"/>
+                      <a:ext cx="6096000" cy="3432048"/>
                     </a:xfrm>
                     <a:prstGeom prst="rect"/>
                   </pic:spPr>
@@ -2698,7 +2802,7 @@
         <w:rPr>
           <w:lang w:val="pt_PT" w:bidi="pt_PT"/>
         </w:rPr>
-        <w:t>Especiarias</w:t>
+        <w:t>Esponja com vinho em uma vara</w:t>
       </w:r>
       <w:r>
         <w:rPr>
@@ -2734,8 +2838,8 @@
       <w:r>
         <w:drawing>
           <wp:inline xmlns:a="http://schemas.openxmlformats.org/drawingml/2006/main" xmlns:pic="http://schemas.openxmlformats.org/drawingml/2006/picture">
-            <wp:extent cx="6096000" cy="4090416"/>
-            <wp:docPr id="23" name="Picture 23"/>
+            <wp:extent cx="6096000" cy="3432048"/>
+            <wp:docPr id="21" name="Picture 21"/>
             <wp:cNvGraphicFramePr>
               <a:graphicFrameLocks noChangeAspect="1"/>
             </wp:cNvGraphicFramePr>
@@ -2755,7 +2859,7 @@
                   <pic:spPr>
                     <a:xfrm>
                       <a:off x="0" y="0"/>
-                      <a:ext cx="6096000" cy="4090416"/>
+                      <a:ext cx="6096000" cy="3432048"/>
                     </a:xfrm>
                     <a:prstGeom prst="rect"/>
                   </pic:spPr>
@@ -2812,7 +2916,7 @@
         <w:rPr>
           <w:lang w:val="pt_PT" w:bidi="pt_PT"/>
         </w:rPr>
-        <w:t>Esponja com vinho em uma vara</w:t>
+        <w:t>Esquife</w:t>
       </w:r>
       <w:r>
         <w:rPr>
@@ -2848,8 +2952,8 @@
       <w:r>
         <w:drawing>
           <wp:inline xmlns:a="http://schemas.openxmlformats.org/drawingml/2006/main" xmlns:pic="http://schemas.openxmlformats.org/drawingml/2006/picture">
-            <wp:extent cx="6096000" cy="3432048"/>
-            <wp:docPr id="24" name="Picture 24"/>
+            <wp:extent cx="6096000" cy="1731264"/>
+            <wp:docPr id="22" name="Picture 22"/>
             <wp:cNvGraphicFramePr>
               <a:graphicFrameLocks noChangeAspect="1"/>
             </wp:cNvGraphicFramePr>
@@ -2869,7 +2973,7 @@
                   <pic:spPr>
                     <a:xfrm>
                       <a:off x="0" y="0"/>
-                      <a:ext cx="6096000" cy="3432048"/>
+                      <a:ext cx="6096000" cy="1731264"/>
                     </a:xfrm>
                     <a:prstGeom prst="rect"/>
                   </pic:spPr>
@@ -2926,7 +3030,7 @@
         <w:rPr>
           <w:lang w:val="pt_PT" w:bidi="pt_PT"/>
         </w:rPr>
-        <w:t>Esponja com vinho em uma vara</w:t>
+        <w:t>Estágios do crescimento do trigo</w:t>
       </w:r>
       <w:r>
         <w:rPr>
@@ -2962,8 +3066,8 @@
       <w:r>
         <w:drawing>
           <wp:inline xmlns:a="http://schemas.openxmlformats.org/drawingml/2006/main" xmlns:pic="http://schemas.openxmlformats.org/drawingml/2006/picture">
-            <wp:extent cx="6096000" cy="3432048"/>
-            <wp:docPr id="25" name="Picture 25"/>
+            <wp:extent cx="6096000" cy="6096000"/>
+            <wp:docPr id="23" name="Picture 23"/>
             <wp:cNvGraphicFramePr>
               <a:graphicFrameLocks noChangeAspect="1"/>
             </wp:cNvGraphicFramePr>
@@ -2983,7 +3087,7 @@
                   <pic:spPr>
                     <a:xfrm>
                       <a:off x="0" y="0"/>
-                      <a:ext cx="6096000" cy="3432048"/>
+                      <a:ext cx="6096000" cy="6096000"/>
                     </a:xfrm>
                     <a:prstGeom prst="rect"/>
                   </pic:spPr>
@@ -3040,7 +3144,7 @@
         <w:rPr>
           <w:lang w:val="pt_PT" w:bidi="pt_PT"/>
         </w:rPr>
-        <w:t>Esquife</w:t>
+        <w:t>Esteira de dormir</w:t>
       </w:r>
       <w:r>
         <w:rPr>
@@ -3076,8 +3180,8 @@
       <w:r>
         <w:drawing>
           <wp:inline xmlns:a="http://schemas.openxmlformats.org/drawingml/2006/main" xmlns:pic="http://schemas.openxmlformats.org/drawingml/2006/picture">
-            <wp:extent cx="6096000" cy="1731264"/>
-            <wp:docPr id="26" name="Picture 26"/>
+            <wp:extent cx="6096000" cy="4175760"/>
+            <wp:docPr id="24" name="Picture 24"/>
             <wp:cNvGraphicFramePr>
               <a:graphicFrameLocks noChangeAspect="1"/>
             </wp:cNvGraphicFramePr>
@@ -3097,7 +3201,7 @@
                   <pic:spPr>
                     <a:xfrm>
                       <a:off x="0" y="0"/>
-                      <a:ext cx="6096000" cy="1731264"/>
+                      <a:ext cx="6096000" cy="4175760"/>
                     </a:xfrm>
                     <a:prstGeom prst="rect"/>
                   </pic:spPr>
@@ -3154,7 +3258,7 @@
         <w:rPr>
           <w:lang w:val="pt_PT" w:bidi="pt_PT"/>
         </w:rPr>
-        <w:t>Estágios do crescimento do trigo</w:t>
+        <w:t>Esteira de dormir</w:t>
       </w:r>
       <w:r>
         <w:rPr>
@@ -3190,8 +3294,8 @@
       <w:r>
         <w:drawing>
           <wp:inline xmlns:a="http://schemas.openxmlformats.org/drawingml/2006/main" xmlns:pic="http://schemas.openxmlformats.org/drawingml/2006/picture">
-            <wp:extent cx="6096000" cy="6096000"/>
-            <wp:docPr id="27" name="Picture 27"/>
+            <wp:extent cx="6096000" cy="4066032"/>
+            <wp:docPr id="25" name="Picture 25"/>
             <wp:cNvGraphicFramePr>
               <a:graphicFrameLocks noChangeAspect="1"/>
             </wp:cNvGraphicFramePr>
@@ -3211,7 +3315,7 @@
                   <pic:spPr>
                     <a:xfrm>
                       <a:off x="0" y="0"/>
-                      <a:ext cx="6096000" cy="6096000"/>
+                      <a:ext cx="6096000" cy="4066032"/>
                     </a:xfrm>
                     <a:prstGeom prst="rect"/>
                   </pic:spPr>
@@ -3268,7 +3372,7 @@
         <w:rPr>
           <w:lang w:val="pt_PT" w:bidi="pt_PT"/>
         </w:rPr>
-        <w:t>Esteira de dormir</w:t>
+        <w:t>Estrada de Jericó</w:t>
       </w:r>
       <w:r>
         <w:rPr>
@@ -3304,8 +3408,8 @@
       <w:r>
         <w:drawing>
           <wp:inline xmlns:a="http://schemas.openxmlformats.org/drawingml/2006/main" xmlns:pic="http://schemas.openxmlformats.org/drawingml/2006/picture">
-            <wp:extent cx="6096000" cy="4175760"/>
-            <wp:docPr id="28" name="Picture 28"/>
+            <wp:extent cx="6096000" cy="4066032"/>
+            <wp:docPr id="26" name="Picture 26"/>
             <wp:cNvGraphicFramePr>
               <a:graphicFrameLocks noChangeAspect="1"/>
             </wp:cNvGraphicFramePr>
@@ -3325,7 +3429,7 @@
                   <pic:spPr>
                     <a:xfrm>
                       <a:off x="0" y="0"/>
-                      <a:ext cx="6096000" cy="4175760"/>
+                      <a:ext cx="6096000" cy="4066032"/>
                     </a:xfrm>
                     <a:prstGeom prst="rect"/>
                   </pic:spPr>
@@ -3382,7 +3486,7 @@
         <w:rPr>
           <w:lang w:val="pt_PT" w:bidi="pt_PT"/>
         </w:rPr>
-        <w:t>Esteira de dormir</w:t>
+        <w:t>Estrutura de cama de madeira</w:t>
       </w:r>
       <w:r>
         <w:rPr>
@@ -3418,8 +3522,8 @@
       <w:r>
         <w:drawing>
           <wp:inline xmlns:a="http://schemas.openxmlformats.org/drawingml/2006/main" xmlns:pic="http://schemas.openxmlformats.org/drawingml/2006/picture">
-            <wp:extent cx="6096000" cy="4066032"/>
-            <wp:docPr id="29" name="Picture 29"/>
+            <wp:extent cx="6096000" cy="4572000"/>
+            <wp:docPr id="27" name="Picture 27"/>
             <wp:cNvGraphicFramePr>
               <a:graphicFrameLocks noChangeAspect="1"/>
             </wp:cNvGraphicFramePr>
@@ -3439,7 +3543,7 @@
                   <pic:spPr>
                     <a:xfrm>
                       <a:off x="0" y="0"/>
-                      <a:ext cx="6096000" cy="4066032"/>
+                      <a:ext cx="6096000" cy="4572000"/>
                     </a:xfrm>
                     <a:prstGeom prst="rect"/>
                   </pic:spPr>
@@ -3496,7 +3600,7 @@
         <w:rPr>
           <w:lang w:val="pt_PT" w:bidi="pt_PT"/>
         </w:rPr>
-        <w:t>Estrada de Jericó</w:t>
+        <w:t>Exército romano</w:t>
       </w:r>
       <w:r>
         <w:rPr>
@@ -3530,38 +3634,90 @@
     </w:p>
     <w:p>
       <w:r>
-        <w:drawing>
-          <wp:inline xmlns:a="http://schemas.openxmlformats.org/drawingml/2006/main" xmlns:pic="http://schemas.openxmlformats.org/drawingml/2006/picture">
-            <wp:extent cx="6096000" cy="4066032"/>
-            <wp:docPr id="30" name="Picture 30"/>
-            <wp:cNvGraphicFramePr>
-              <a:graphicFrameLocks noChangeAspect="1"/>
-            </wp:cNvGraphicFramePr>
-            <a:graphic>
-              <a:graphicData uri="http://schemas.openxmlformats.org/drawingml/2006/picture">
-                <pic:pic>
-                  <pic:nvPicPr>
-                    <pic:cNvPr id="0" name="image.jpg"/>
-                    <pic:cNvPicPr/>
-                  </pic:nvPicPr>
-                  <pic:blipFill>
-                    <a:blip r:embed="rId71"/>
-                    <a:stretch>
-                      <a:fillRect/>
-                    </a:stretch>
-                  </pic:blipFill>
-                  <pic:spPr>
-                    <a:xfrm>
-                      <a:off x="0" y="0"/>
-                      <a:ext cx="6096000" cy="4066032"/>
-                    </a:xfrm>
-                    <a:prstGeom prst="rect"/>
-                  </pic:spPr>
-                </pic:pic>
-              </a:graphicData>
-            </a:graphic>
-          </wp:inline>
-        </w:drawing>
+        <w:t>&lt;image: None&gt;</w:t>
+      </w:r>
+    </w:p>
+    <w:p>
+      <w:pPr/>
+      <w:r>
+        <w:rPr>
+          <w:lang w:val="pt_PT" w:bidi="pt_PT"/>
+        </w:rPr>
+      </w:r>
+      <w:hyperlink r:id="rId71">
+        <w:r>
+          <w:rPr>
+            <w:lang w:val="pt_PT" w:bidi="pt_PT"/>
+          </w:rPr>
+          <w:rPr>
+            <w:color w:val="0000EE"/>
+            <w:u w:val="single"/>
+          </w:rPr>
+          <w:t>link</w:t>
+        </w:r>
+      </w:hyperlink>
+      <w:r>
+        <w:rPr>
+          <w:lang w:val="pt_PT" w:bidi="pt_PT"/>
+        </w:rPr>
+      </w:r>
+      <w:r>
+        <w:rPr>
+          <w:lang w:val="pt_PT" w:bidi="pt_PT"/>
+        </w:rPr>
+      </w:r>
+    </w:p>
+    <w:p>
+      <w:pPr/>
+      <w:r>
+        <w:rPr>
+          <w:lang w:val="pt_PT" w:bidi="pt_PT"/>
+        </w:rPr>
+      </w:r>
+    </w:p>
+    <w:p>
+      <w:pPr>
+        <w:pStyle w:val="Heading2"/>
+      </w:pPr>
+      <w:r>
+        <w:rPr>
+          <w:lang w:val="pt_PT" w:bidi="pt_PT"/>
+        </w:rPr>
+        <w:t>Exército romano</w:t>
+      </w:r>
+      <w:r>
+        <w:rPr>
+          <w:lang w:val="pt_PT" w:bidi="pt_PT"/>
+        </w:rPr>
+      </w:r>
+    </w:p>
+    <w:p>
+      <w:pPr>
+        <w:pStyle w:val="Heading4"/>
+      </w:pPr>
+      <w:r>
+        <w:rPr>
+          <w:lang w:val="pt_PT" w:bidi="pt_PT"/>
+        </w:rPr>
+        <w:t>Image Content</w:t>
+      </w:r>
+      <w:r>
+        <w:rPr>
+          <w:lang w:val="pt_PT" w:bidi="pt_PT"/>
+        </w:rPr>
+      </w:r>
+    </w:p>
+    <w:p>
+      <w:pPr/>
+      <w:r>
+        <w:rPr>
+          <w:lang w:val="pt_PT" w:bidi="pt_PT"/>
+        </w:rPr>
+      </w:r>
+    </w:p>
+    <w:p>
+      <w:r>
+        <w:t>&lt;image: None&gt;</w:t>
       </w:r>
     </w:p>
     <w:p>
@@ -3610,7 +3766,90 @@
         <w:rPr>
           <w:lang w:val="pt_PT" w:bidi="pt_PT"/>
         </w:rPr>
-        <w:t>Estrutura de cama de madeira</w:t>
+        <w:t>Exército romano</w:t>
+      </w:r>
+      <w:r>
+        <w:rPr>
+          <w:lang w:val="pt_PT" w:bidi="pt_PT"/>
+        </w:rPr>
+      </w:r>
+    </w:p>
+    <w:p>
+      <w:pPr>
+        <w:pStyle w:val="Heading4"/>
+      </w:pPr>
+      <w:r>
+        <w:rPr>
+          <w:lang w:val="pt_PT" w:bidi="pt_PT"/>
+        </w:rPr>
+        <w:t>Image Content</w:t>
+      </w:r>
+      <w:r>
+        <w:rPr>
+          <w:lang w:val="pt_PT" w:bidi="pt_PT"/>
+        </w:rPr>
+      </w:r>
+    </w:p>
+    <w:p>
+      <w:pPr/>
+      <w:r>
+        <w:rPr>
+          <w:lang w:val="pt_PT" w:bidi="pt_PT"/>
+        </w:rPr>
+      </w:r>
+    </w:p>
+    <w:p>
+      <w:r>
+        <w:t>&lt;image: None&gt;</w:t>
+      </w:r>
+    </w:p>
+    <w:p>
+      <w:pPr/>
+      <w:r>
+        <w:rPr>
+          <w:lang w:val="pt_PT" w:bidi="pt_PT"/>
+        </w:rPr>
+      </w:r>
+      <w:hyperlink r:id="rId73">
+        <w:r>
+          <w:rPr>
+            <w:lang w:val="pt_PT" w:bidi="pt_PT"/>
+          </w:rPr>
+          <w:rPr>
+            <w:color w:val="0000EE"/>
+            <w:u w:val="single"/>
+          </w:rPr>
+          <w:t>link</w:t>
+        </w:r>
+      </w:hyperlink>
+      <w:r>
+        <w:rPr>
+          <w:lang w:val="pt_PT" w:bidi="pt_PT"/>
+        </w:rPr>
+      </w:r>
+      <w:r>
+        <w:rPr>
+          <w:lang w:val="pt_PT" w:bidi="pt_PT"/>
+        </w:rPr>
+      </w:r>
+    </w:p>
+    <w:p>
+      <w:pPr/>
+      <w:r>
+        <w:rPr>
+          <w:lang w:val="pt_PT" w:bidi="pt_PT"/>
+        </w:rPr>
+      </w:r>
+    </w:p>
+    <w:p>
+      <w:pPr>
+        <w:pStyle w:val="Heading2"/>
+      </w:pPr>
+      <w:r>
+        <w:rPr>
+          <w:lang w:val="pt_PT" w:bidi="pt_PT"/>
+        </w:rPr>
+        <w:t>Exército romano</w:t>
       </w:r>
       <w:r>
         <w:rPr>
@@ -3646,8 +3885,8 @@
       <w:r>
         <w:drawing>
           <wp:inline xmlns:a="http://schemas.openxmlformats.org/drawingml/2006/main" xmlns:pic="http://schemas.openxmlformats.org/drawingml/2006/picture">
-            <wp:extent cx="6096000" cy="4572000"/>
-            <wp:docPr id="31" name="Picture 31"/>
+            <wp:extent cx="6096000" cy="4090416"/>
+            <wp:docPr id="28" name="Picture 28"/>
             <wp:cNvGraphicFramePr>
               <a:graphicFrameLocks noChangeAspect="1"/>
             </wp:cNvGraphicFramePr>
@@ -3659,463 +3898,7 @@
                     <pic:cNvPicPr/>
                   </pic:nvPicPr>
                   <pic:blipFill>
-                    <a:blip r:embed="rId73"/>
-                    <a:stretch>
-                      <a:fillRect/>
-                    </a:stretch>
-                  </pic:blipFill>
-                  <pic:spPr>
-                    <a:xfrm>
-                      <a:off x="0" y="0"/>
-                      <a:ext cx="6096000" cy="4572000"/>
-                    </a:xfrm>
-                    <a:prstGeom prst="rect"/>
-                  </pic:spPr>
-                </pic:pic>
-              </a:graphicData>
-            </a:graphic>
-          </wp:inline>
-        </w:drawing>
-      </w:r>
-    </w:p>
-    <w:p>
-      <w:pPr/>
-      <w:r>
-        <w:rPr>
-          <w:lang w:val="pt_PT" w:bidi="pt_PT"/>
-        </w:rPr>
-      </w:r>
-      <w:hyperlink r:id="rId74">
-        <w:r>
-          <w:rPr>
-            <w:lang w:val="pt_PT" w:bidi="pt_PT"/>
-          </w:rPr>
-          <w:rPr>
-            <w:color w:val="0000EE"/>
-            <w:u w:val="single"/>
-          </w:rPr>
-          <w:t>link</w:t>
-        </w:r>
-      </w:hyperlink>
-      <w:r>
-        <w:rPr>
-          <w:lang w:val="pt_PT" w:bidi="pt_PT"/>
-        </w:rPr>
-      </w:r>
-      <w:r>
-        <w:rPr>
-          <w:lang w:val="pt_PT" w:bidi="pt_PT"/>
-        </w:rPr>
-      </w:r>
-    </w:p>
-    <w:p>
-      <w:pPr/>
-      <w:r>
-        <w:rPr>
-          <w:lang w:val="pt_PT" w:bidi="pt_PT"/>
-        </w:rPr>
-      </w:r>
-    </w:p>
-    <w:p>
-      <w:pPr>
-        <w:pStyle w:val="Heading2"/>
-      </w:pPr>
-      <w:r>
-        <w:rPr>
-          <w:lang w:val="pt_PT" w:bidi="pt_PT"/>
-        </w:rPr>
-        <w:t>Exército romano</w:t>
-      </w:r>
-      <w:r>
-        <w:rPr>
-          <w:lang w:val="pt_PT" w:bidi="pt_PT"/>
-        </w:rPr>
-      </w:r>
-    </w:p>
-    <w:p>
-      <w:pPr>
-        <w:pStyle w:val="Heading4"/>
-      </w:pPr>
-      <w:r>
-        <w:rPr>
-          <w:lang w:val="pt_PT" w:bidi="pt_PT"/>
-        </w:rPr>
-        <w:t>Image Content</w:t>
-      </w:r>
-      <w:r>
-        <w:rPr>
-          <w:lang w:val="pt_PT" w:bidi="pt_PT"/>
-        </w:rPr>
-      </w:r>
-    </w:p>
-    <w:p>
-      <w:pPr/>
-      <w:r>
-        <w:rPr>
-          <w:lang w:val="pt_PT" w:bidi="pt_PT"/>
-        </w:rPr>
-      </w:r>
-    </w:p>
-    <w:p>
-      <w:r>
-        <w:drawing>
-          <wp:inline xmlns:a="http://schemas.openxmlformats.org/drawingml/2006/main" xmlns:pic="http://schemas.openxmlformats.org/drawingml/2006/picture">
-            <wp:extent cx="6096000" cy="6096000"/>
-            <wp:docPr id="32" name="Picture 32"/>
-            <wp:cNvGraphicFramePr>
-              <a:graphicFrameLocks noChangeAspect="1"/>
-            </wp:cNvGraphicFramePr>
-            <a:graphic>
-              <a:graphicData uri="http://schemas.openxmlformats.org/drawingml/2006/picture">
-                <pic:pic>
-                  <pic:nvPicPr>
-                    <pic:cNvPr id="0" name="image.jpg"/>
-                    <pic:cNvPicPr/>
-                  </pic:nvPicPr>
-                  <pic:blipFill>
-                    <a:blip r:embed="rId75"/>
-                    <a:stretch>
-                      <a:fillRect/>
-                    </a:stretch>
-                  </pic:blipFill>
-                  <pic:spPr>
-                    <a:xfrm>
-                      <a:off x="0" y="0"/>
-                      <a:ext cx="6096000" cy="6096000"/>
-                    </a:xfrm>
-                    <a:prstGeom prst="rect"/>
-                  </pic:spPr>
-                </pic:pic>
-              </a:graphicData>
-            </a:graphic>
-          </wp:inline>
-        </w:drawing>
-      </w:r>
-    </w:p>
-    <w:p>
-      <w:pPr/>
-      <w:r>
-        <w:rPr>
-          <w:lang w:val="pt_PT" w:bidi="pt_PT"/>
-        </w:rPr>
-      </w:r>
-      <w:hyperlink r:id="rId76">
-        <w:r>
-          <w:rPr>
-            <w:lang w:val="pt_PT" w:bidi="pt_PT"/>
-          </w:rPr>
-          <w:rPr>
-            <w:color w:val="0000EE"/>
-            <w:u w:val="single"/>
-          </w:rPr>
-          <w:t>link</w:t>
-        </w:r>
-      </w:hyperlink>
-      <w:r>
-        <w:rPr>
-          <w:lang w:val="pt_PT" w:bidi="pt_PT"/>
-        </w:rPr>
-      </w:r>
-      <w:r>
-        <w:rPr>
-          <w:lang w:val="pt_PT" w:bidi="pt_PT"/>
-        </w:rPr>
-      </w:r>
-    </w:p>
-    <w:p>
-      <w:pPr/>
-      <w:r>
-        <w:rPr>
-          <w:lang w:val="pt_PT" w:bidi="pt_PT"/>
-        </w:rPr>
-      </w:r>
-    </w:p>
-    <w:p>
-      <w:pPr>
-        <w:pStyle w:val="Heading2"/>
-      </w:pPr>
-      <w:r>
-        <w:rPr>
-          <w:lang w:val="pt_PT" w:bidi="pt_PT"/>
-        </w:rPr>
-        <w:t>Exército romano</w:t>
-      </w:r>
-      <w:r>
-        <w:rPr>
-          <w:lang w:val="pt_PT" w:bidi="pt_PT"/>
-        </w:rPr>
-      </w:r>
-    </w:p>
-    <w:p>
-      <w:pPr>
-        <w:pStyle w:val="Heading4"/>
-      </w:pPr>
-      <w:r>
-        <w:rPr>
-          <w:lang w:val="pt_PT" w:bidi="pt_PT"/>
-        </w:rPr>
-        <w:t>Image Content</w:t>
-      </w:r>
-      <w:r>
-        <w:rPr>
-          <w:lang w:val="pt_PT" w:bidi="pt_PT"/>
-        </w:rPr>
-      </w:r>
-    </w:p>
-    <w:p>
-      <w:pPr/>
-      <w:r>
-        <w:rPr>
-          <w:lang w:val="pt_PT" w:bidi="pt_PT"/>
-        </w:rPr>
-      </w:r>
-    </w:p>
-    <w:p>
-      <w:r>
-        <w:drawing>
-          <wp:inline xmlns:a="http://schemas.openxmlformats.org/drawingml/2006/main" xmlns:pic="http://schemas.openxmlformats.org/drawingml/2006/picture">
-            <wp:extent cx="6096000" cy="6096000"/>
-            <wp:docPr id="33" name="Picture 33"/>
-            <wp:cNvGraphicFramePr>
-              <a:graphicFrameLocks noChangeAspect="1"/>
-            </wp:cNvGraphicFramePr>
-            <a:graphic>
-              <a:graphicData uri="http://schemas.openxmlformats.org/drawingml/2006/picture">
-                <pic:pic>
-                  <pic:nvPicPr>
-                    <pic:cNvPr id="0" name="image.jpg"/>
-                    <pic:cNvPicPr/>
-                  </pic:nvPicPr>
-                  <pic:blipFill>
-                    <a:blip r:embed="rId77"/>
-                    <a:stretch>
-                      <a:fillRect/>
-                    </a:stretch>
-                  </pic:blipFill>
-                  <pic:spPr>
-                    <a:xfrm>
-                      <a:off x="0" y="0"/>
-                      <a:ext cx="6096000" cy="6096000"/>
-                    </a:xfrm>
-                    <a:prstGeom prst="rect"/>
-                  </pic:spPr>
-                </pic:pic>
-              </a:graphicData>
-            </a:graphic>
-          </wp:inline>
-        </w:drawing>
-      </w:r>
-    </w:p>
-    <w:p>
-      <w:pPr/>
-      <w:r>
-        <w:rPr>
-          <w:lang w:val="pt_PT" w:bidi="pt_PT"/>
-        </w:rPr>
-      </w:r>
-      <w:hyperlink r:id="rId78">
-        <w:r>
-          <w:rPr>
-            <w:lang w:val="pt_PT" w:bidi="pt_PT"/>
-          </w:rPr>
-          <w:rPr>
-            <w:color w:val="0000EE"/>
-            <w:u w:val="single"/>
-          </w:rPr>
-          <w:t>link</w:t>
-        </w:r>
-      </w:hyperlink>
-      <w:r>
-        <w:rPr>
-          <w:lang w:val="pt_PT" w:bidi="pt_PT"/>
-        </w:rPr>
-      </w:r>
-      <w:r>
-        <w:rPr>
-          <w:lang w:val="pt_PT" w:bidi="pt_PT"/>
-        </w:rPr>
-      </w:r>
-    </w:p>
-    <w:p>
-      <w:pPr/>
-      <w:r>
-        <w:rPr>
-          <w:lang w:val="pt_PT" w:bidi="pt_PT"/>
-        </w:rPr>
-      </w:r>
-    </w:p>
-    <w:p>
-      <w:pPr>
-        <w:pStyle w:val="Heading2"/>
-      </w:pPr>
-      <w:r>
-        <w:rPr>
-          <w:lang w:val="pt_PT" w:bidi="pt_PT"/>
-        </w:rPr>
-        <w:t>Exército romano</w:t>
-      </w:r>
-      <w:r>
-        <w:rPr>
-          <w:lang w:val="pt_PT" w:bidi="pt_PT"/>
-        </w:rPr>
-      </w:r>
-    </w:p>
-    <w:p>
-      <w:pPr>
-        <w:pStyle w:val="Heading4"/>
-      </w:pPr>
-      <w:r>
-        <w:rPr>
-          <w:lang w:val="pt_PT" w:bidi="pt_PT"/>
-        </w:rPr>
-        <w:t>Image Content</w:t>
-      </w:r>
-      <w:r>
-        <w:rPr>
-          <w:lang w:val="pt_PT" w:bidi="pt_PT"/>
-        </w:rPr>
-      </w:r>
-    </w:p>
-    <w:p>
-      <w:pPr/>
-      <w:r>
-        <w:rPr>
-          <w:lang w:val="pt_PT" w:bidi="pt_PT"/>
-        </w:rPr>
-      </w:r>
-    </w:p>
-    <w:p>
-      <w:r>
-        <w:drawing>
-          <wp:inline xmlns:a="http://schemas.openxmlformats.org/drawingml/2006/main" xmlns:pic="http://schemas.openxmlformats.org/drawingml/2006/picture">
-            <wp:extent cx="6096000" cy="3413760"/>
-            <wp:docPr id="34" name="Picture 34"/>
-            <wp:cNvGraphicFramePr>
-              <a:graphicFrameLocks noChangeAspect="1"/>
-            </wp:cNvGraphicFramePr>
-            <a:graphic>
-              <a:graphicData uri="http://schemas.openxmlformats.org/drawingml/2006/picture">
-                <pic:pic>
-                  <pic:nvPicPr>
-                    <pic:cNvPr id="0" name="image.jpg"/>
-                    <pic:cNvPicPr/>
-                  </pic:nvPicPr>
-                  <pic:blipFill>
-                    <a:blip r:embed="rId79"/>
-                    <a:stretch>
-                      <a:fillRect/>
-                    </a:stretch>
-                  </pic:blipFill>
-                  <pic:spPr>
-                    <a:xfrm>
-                      <a:off x="0" y="0"/>
-                      <a:ext cx="6096000" cy="3413760"/>
-                    </a:xfrm>
-                    <a:prstGeom prst="rect"/>
-                  </pic:spPr>
-                </pic:pic>
-              </a:graphicData>
-            </a:graphic>
-          </wp:inline>
-        </w:drawing>
-      </w:r>
-    </w:p>
-    <w:p>
-      <w:pPr/>
-      <w:r>
-        <w:rPr>
-          <w:lang w:val="pt_PT" w:bidi="pt_PT"/>
-        </w:rPr>
-      </w:r>
-      <w:hyperlink r:id="rId80">
-        <w:r>
-          <w:rPr>
-            <w:lang w:val="pt_PT" w:bidi="pt_PT"/>
-          </w:rPr>
-          <w:rPr>
-            <w:color w:val="0000EE"/>
-            <w:u w:val="single"/>
-          </w:rPr>
-          <w:t>link</w:t>
-        </w:r>
-      </w:hyperlink>
-      <w:r>
-        <w:rPr>
-          <w:lang w:val="pt_PT" w:bidi="pt_PT"/>
-        </w:rPr>
-      </w:r>
-      <w:r>
-        <w:rPr>
-          <w:lang w:val="pt_PT" w:bidi="pt_PT"/>
-        </w:rPr>
-      </w:r>
-    </w:p>
-    <w:p>
-      <w:pPr/>
-      <w:r>
-        <w:rPr>
-          <w:lang w:val="pt_PT" w:bidi="pt_PT"/>
-        </w:rPr>
-      </w:r>
-    </w:p>
-    <w:p>
-      <w:pPr>
-        <w:pStyle w:val="Heading2"/>
-      </w:pPr>
-      <w:r>
-        <w:rPr>
-          <w:lang w:val="pt_PT" w:bidi="pt_PT"/>
-        </w:rPr>
-        <w:t>Exército romano</w:t>
-      </w:r>
-      <w:r>
-        <w:rPr>
-          <w:lang w:val="pt_PT" w:bidi="pt_PT"/>
-        </w:rPr>
-      </w:r>
-    </w:p>
-    <w:p>
-      <w:pPr>
-        <w:pStyle w:val="Heading4"/>
-      </w:pPr>
-      <w:r>
-        <w:rPr>
-          <w:lang w:val="pt_PT" w:bidi="pt_PT"/>
-        </w:rPr>
-        <w:t>Image Content</w:t>
-      </w:r>
-      <w:r>
-        <w:rPr>
-          <w:lang w:val="pt_PT" w:bidi="pt_PT"/>
-        </w:rPr>
-      </w:r>
-    </w:p>
-    <w:p>
-      <w:pPr/>
-      <w:r>
-        <w:rPr>
-          <w:lang w:val="pt_PT" w:bidi="pt_PT"/>
-        </w:rPr>
-      </w:r>
-    </w:p>
-    <w:p>
-      <w:r>
-        <w:drawing>
-          <wp:inline xmlns:a="http://schemas.openxmlformats.org/drawingml/2006/main" xmlns:pic="http://schemas.openxmlformats.org/drawingml/2006/picture">
-            <wp:extent cx="6096000" cy="4090416"/>
-            <wp:docPr id="35" name="Picture 35"/>
-            <wp:cNvGraphicFramePr>
-              <a:graphicFrameLocks noChangeAspect="1"/>
-            </wp:cNvGraphicFramePr>
-            <a:graphic>
-              <a:graphicData uri="http://schemas.openxmlformats.org/drawingml/2006/picture">
-                <pic:pic>
-                  <pic:nvPicPr>
-                    <pic:cNvPr id="0" name="image.jpg"/>
-                    <pic:cNvPicPr/>
-                  </pic:nvPicPr>
-                  <pic:blipFill>
-                    <a:blip r:embed="rId81"/>
+                    <a:blip r:embed="rId74"/>
                     <a:stretch>
                       <a:fillRect/>
                     </a:stretch>
@@ -4141,7 +3924,7 @@
           <w:lang w:val="pt_PT" w:bidi="pt_PT"/>
         </w:rPr>
       </w:r>
-      <w:hyperlink r:id="rId82">
+      <w:hyperlink r:id="rId75">
         <w:r>
           <w:rPr>
             <w:lang w:val="pt_PT" w:bidi="pt_PT"/>
@@ -4217,7 +4000,7 @@
         <w:drawing>
           <wp:inline xmlns:a="http://schemas.openxmlformats.org/drawingml/2006/main" xmlns:pic="http://schemas.openxmlformats.org/drawingml/2006/picture">
             <wp:extent cx="6096000" cy="4090416"/>
-            <wp:docPr id="36" name="Picture 36"/>
+            <wp:docPr id="29" name="Picture 29"/>
             <wp:cNvGraphicFramePr>
               <a:graphicFrameLocks noChangeAspect="1"/>
             </wp:cNvGraphicFramePr>
@@ -4229,7 +4012,7 @@
                     <pic:cNvPicPr/>
                   </pic:nvPicPr>
                   <pic:blipFill>
-                    <a:blip r:embed="rId83"/>
+                    <a:blip r:embed="rId76"/>
                     <a:stretch>
                       <a:fillRect/>
                     </a:stretch>
@@ -4255,7 +4038,7 @@
           <w:lang w:val="pt_PT" w:bidi="pt_PT"/>
         </w:rPr>
       </w:r>
-      <w:hyperlink r:id="rId84">
+      <w:hyperlink r:id="rId77">
         <w:r>
           <w:rPr>
             <w:lang w:val="pt_PT" w:bidi="pt_PT"/>
@@ -4331,7 +4114,7 @@
         <w:drawing>
           <wp:inline xmlns:a="http://schemas.openxmlformats.org/drawingml/2006/main" xmlns:pic="http://schemas.openxmlformats.org/drawingml/2006/picture">
             <wp:extent cx="6096000" cy="4090416"/>
-            <wp:docPr id="37" name="Picture 37"/>
+            <wp:docPr id="30" name="Picture 30"/>
             <wp:cNvGraphicFramePr>
               <a:graphicFrameLocks noChangeAspect="1"/>
             </wp:cNvGraphicFramePr>
@@ -4343,7 +4126,7 @@
                     <pic:cNvPicPr/>
                   </pic:nvPicPr>
                   <pic:blipFill>
-                    <a:blip r:embed="rId85"/>
+                    <a:blip r:embed="rId78"/>
                     <a:stretch>
                       <a:fillRect/>
                     </a:stretch>
@@ -4369,7 +4152,7 @@
           <w:lang w:val="pt_PT" w:bidi="pt_PT"/>
         </w:rPr>
       </w:r>
-      <w:hyperlink r:id="rId86">
+      <w:hyperlink r:id="rId79">
         <w:r>
           <w:rPr>
             <w:lang w:val="pt_PT" w:bidi="pt_PT"/>
@@ -4445,7 +4228,7 @@
         <w:drawing>
           <wp:inline xmlns:a="http://schemas.openxmlformats.org/drawingml/2006/main" xmlns:pic="http://schemas.openxmlformats.org/drawingml/2006/picture">
             <wp:extent cx="6096000" cy="3432048"/>
-            <wp:docPr id="38" name="Picture 38"/>
+            <wp:docPr id="31" name="Picture 31"/>
             <wp:cNvGraphicFramePr>
               <a:graphicFrameLocks noChangeAspect="1"/>
             </wp:cNvGraphicFramePr>
@@ -4457,7 +4240,7 @@
                     <pic:cNvPicPr/>
                   </pic:nvPicPr>
                   <pic:blipFill>
-                    <a:blip r:embed="rId87"/>
+                    <a:blip r:embed="rId80"/>
                     <a:stretch>
                       <a:fillRect/>
                     </a:stretch>
@@ -4483,7 +4266,7 @@
           <w:lang w:val="pt_PT" w:bidi="pt_PT"/>
         </w:rPr>
       </w:r>
-      <w:hyperlink r:id="rId88">
+      <w:hyperlink r:id="rId81">
         <w:r>
           <w:rPr>
             <w:lang w:val="pt_PT" w:bidi="pt_PT"/>
